--- a/javoblar/019.docx
+++ b/javoblar/019.docx
@@ -165,7 +165,7 @@
         <w:spacing w:after="40"/>
       </w:pPr>
       <w:r>
-        <w:t xml:space="preserve">Umumiy epidemiologiya. Oliy tibbiy ta'lim darsligi. — Toshkent: Tibbiyot nashriyoti. (Epidemiologik tashxis tushunchasi.)</w:t>
+        <w:t xml:space="preserve">Mirtazayev O.M., Zuyeva L.P., Matnazarova G.S. Epidemiologiya. — Toshkent, 2016.</w:t>
       </w:r>
     </w:p>
     <w:p>
@@ -178,7 +178,7 @@
         <w:spacing w:after="40"/>
       </w:pPr>
       <w:r>
-        <w:t xml:space="preserve">World Health Organization; CDC. Outbreak investigation and epidemiological assessment. URL: https://www.who.int ; https://www.cdc.gov</w:t>
+        <w:t xml:space="preserve">Centers for Disease Control and Prevention. Principles of Epidemiology in Public Health Practice, 3rd ed. Atlanta: CDC. URL: https://www.cdc.gov/csels/dsepd/ss1978/index.html</w:t>
       </w:r>
     </w:p>
     <w:sectPr>

--- a/javoblar/019.docx
+++ b/javoblar/019.docx
@@ -8,7 +8,7 @@
         <w:spacing w:after="200"/>
       </w:pPr>
       <w:r>
-        <w:t xml:space="preserve">19. Epidemiologik tashxis va uning ahamiyati</w:t>
+        <w:t xml:space="preserve">19. Epidemiologik tekshiruv usullari haqida tushuncha, retrospektiv va operativ epidemiologik tahlillar</w:t>
       </w:r>
     </w:p>
     <w:p>
@@ -17,7 +17,7 @@
         <w:jc w:val="both"/>
       </w:pPr>
       <w:r>
-        <w:t xml:space="preserve">Epidemiologik tashxis — aholi orasidagi epidemik vaziyatning holati, uning yuzaga kelish sabablari, rivojlanish shart-sharoitlari va kelgusi yo'nalishi to'g'risida epidemiologik tahlil asosida chiqariladigan yaxlit xulosadir. Agar klinik tashxis alohida bemorning kasalligini aniqlasa, epidemiologik tashxis butun populyatsiya darajasidagi kasallanish holatini "tashxislaydi". Epidemiologik tashxis epidemiologik nazorat va epidemiyaga qarshi ishning markaziy bo'g'ini bo'lib, aynan u asosida barcha profilaktik va epidemiyaga qarshi qarorlar qabul qilinadi [1]. U epidemiologik tahlil bilan tadbirlar rejalashtirish o'rtasidagi bog'lovchi halqa vazifasini bajaradi.</w:t>
+        <w:t xml:space="preserve">Epidemiologik tahlil — aholi orasida kasallanish holatini, uning tarqalish qonuniyatlarini va shartlovchi omillarni o'rganishga qaratilgan epidemiologik tekshiruv usulidir. U epidemiologik nazoratning (surveillance) ajralmas qismi bo'lib, to'plangan ma'lumotlarni qayta ishlash, tahlil qilish va shu asosda xulosa chiqarishni nazarda tutadi. O'tkazilish vaqti va maqsadiga ko'ra epidemiologik tahlil ikki asosiy turga bo'linadi: retrospektiv (o'tmishga qaratilgan) va operativ (tezkor, joriy) tahlil. Har ikkala tur bir-birini to'ldiradi va pirovardida epidemiologik tashxis qo'yish hamda tadbirlarni asoslash uchun asos bo'ladi [1].</w:t>
       </w:r>
     </w:p>
     <w:p>
@@ -26,7 +26,7 @@
         <w:spacing w:after="80" w:before="160"/>
       </w:pPr>
       <w:r>
-        <w:t xml:space="preserve">Epidemiologik tashxisning mohiyati</w:t>
+        <w:t xml:space="preserve">Retrospektiv epidemiologik tahlil</w:t>
       </w:r>
     </w:p>
     <w:p>
@@ -35,7 +35,7 @@
         <w:jc w:val="both"/>
       </w:pPr>
       <w:r>
-        <w:t xml:space="preserve">Epidemiologik tashxis uch asosiy savolga javob beradi: epidemik vaziyat qanday (kasallanish darajasi, dinamikasi, taqsimoti)? U nima uchun shunday (sabablari va xavf omillari)? Va u qanday rivojlanadi (bashorat)? Bu savollarga javob berish uchun retrospektiv va operativ epidemiologik tahlil natijalari, laboratoriya ma'lumotlari, sanitariya-gigiyenik baholash va o'choqni tekshirish natijalari birlashtiriladi. Shunday qilib, epidemiologik tashxis — ko'p manbali ma'lumotlarni sintez qilish mahsulidir va u faqat tavsiflash bilan cheklanmay, sababiy bog'lanishlarni ham ochib beradi [1]. Bu jihat uni oddiy statistik hisobotdan farqlaydi: hisobot faqat raqamlarni keltirsa, tashxis ularni izohlaydi, sabablarini tushuntiradi va amaliy xulosaga olib keladi. Epidemiologik tashxis mantiqiy tahlil, qiyoslash va gipotezalarni tekshirish asosida shakllantiriladi; shu bois u ilmiy asoslangan, dalillarga tayangan xulosa hisoblanadi va sub'ektiv taxminlardan ustun turadi.</w:t>
+        <w:t xml:space="preserve">Retrospektiv epidemiologik tahlil — o'tgan davr (odatda bir necha yil) mobaynidagi kasallanish ma'lumotlarini chuqur o'rganishdir. Uning maqsadi — kasallanishning ko'p yillik dinamikasini, mavsumiyligini, hududiy va yosh-jins bo'yicha taqsimotini hamda xavf omillarini aniqlashdir. Retrospektiv tahlil natijasida kasallikning rivojlanish qonuniyatlari ochiladi, muammoli hududlar va xavf guruhlari belgilanadi, kelgusi davr uchun bashorat (prognoz) tuziladi va profilaktik tadbirlar rejalashtiriladi. Bu tahlil turi chuqur va keng qamrovli bo'lib, strategik qarorlar qabul qilish uchun ilmiy asos yaratadi [1]. Retrospektiv tahlil odatda yil yakunida yoki ma'lum davr tugagach o'tkaziladi va u shoshilinch chora emas, balki tizimli, rejali tadqiqot xususiyatiga ega. Uning natijalari hisobotlar, grafiklar, xaritalar va tahliliy xulosalar shaklida rasmiylashtiriladi hamda keyingi yil uchun profilaktik tadbirlar rejasining asosini tashkil etadi. Shu ma'noda retrospektiv tahlil epidemiologik rejalashtirishning boshlang'ich va eng muhim bosqichidir.</w:t>
       </w:r>
     </w:p>
     <w:p>
@@ -44,7 +44,7 @@
         <w:spacing w:after="80" w:before="160"/>
       </w:pPr>
       <w:r>
-        <w:t xml:space="preserve">Tashxisning tarkibiy qismlari</w:t>
+        <w:t xml:space="preserve">Retrospektiv tahlilning asosiy yo'nalishlari</w:t>
       </w:r>
     </w:p>
     <w:p>
@@ -53,7 +53,7 @@
         <w:jc w:val="both"/>
       </w:pPr>
       <w:r>
-        <w:t xml:space="preserve">To'liq epidemiologik tashxis bir necha tarkibiy qismdan iborat: kasallanishning hozirgi darajasini va dinamikasini baholash; kasallanishning hududlar, aholi guruhlari va vaqt bo'yicha taqsimotini aniqlash; epidemik jarayonni belgilovchi sabablar va xavf omillarini (ijtimoiy, tabiiy, biologik) aniqlash; faol ta'sir qiluvchi omillarni (yetakchi yuqish yo'lini) belgilash; va epidemik vaziyatning kelgusi rivojlanishini bashorat qilish. Bu qismlar birgalikda vaziyatning yaxlit manzarasini yaratadi va tadbirlarni maqsadli yo'naltirishga imkon beradi [1]. Alohida ta'kidlash joizki, epidemiologik tashxisda "faol ta'sir qiluvchi omil" tushunchasi markaziy o'rin tutadi — bu aynan shu vaziyatda kasallikni tarqatayotgan asosiy omil bo'lib, unga ta'sir qilish epidemiyani to'xtatadi. Bu omilni to'g'ri aniqlash tashxisning eng muhim va eng qiyin bosqichi hisoblanadi, chunki u ko'plab ehtimoliy sabablar ichidan haqiqiysini ajratib olishni talab qiladi.</w:t>
+        <w:t xml:space="preserve">Retrospektiv tahlil bir necha yo'nalishda olib boriladi: kasallanishning ko'p yillik dinamikasini tahlil qilish (tendensiya — o'sish yoki pasayishni aniqlash); yillik (mavsumiy) dinamikani o'rganish (mavsumiy ko'tarilish vaqtini belgilash); kasallanishning hududlar bo'yicha taqsimotini tahlil qilish; aholi guruhlari (yosh, jins, kasb) bo'yicha taqsimotni o'rganish; hamda kasallanishni belgilovchi omillarni aniqlash. Har bir yo'nalish bo'yicha olingan natijalar o'zaro bog'lanib, yaxlit epidemiologik manzara shakllantiriladi. Bu manzara profilaktik dasturlarni maqsadli ishlab chiqishga xizmat qiladi [1].</w:t>
       </w:r>
     </w:p>
     <w:p>
@@ -62,7 +62,7 @@
         <w:spacing w:after="80" w:before="160"/>
       </w:pPr>
       <w:r>
-        <w:t xml:space="preserve">Operativ va retrospektiv tashxis</w:t>
+        <w:t xml:space="preserve">Operativ epidemiologik tahlil</w:t>
       </w:r>
     </w:p>
     <w:p>
@@ -71,7 +71,7 @@
         <w:jc w:val="both"/>
       </w:pPr>
       <w:r>
-        <w:t xml:space="preserve">O'tkazilish vaqtiga ko'ra epidemiologik tashxis ikki turga bo'linadi. Retrospektiv epidemiologik tashxis o'tgan davr ma'lumotlari asosida qo'yiladi va kasallanishning qonuniyatlarini, barqaror sabablarini aniqlab, uzoq muddatli profilaktik dasturlar uchun asos bo'ladi. Operativ (joriy) epidemiologik tashxis esa real vaqt rejimida, joriy vaziyatni baholash asosida qo'yiladi va tezkor epidemiyaga qarshi qarorlar uchun xizmat qiladi. Ikkala tur ham o'z tahlil usuliga tayanadi va bir-birini to'ldiradi; birgalikda ular epidemik jarayonning to'liq va dinamik tasavvurini beradi [1].</w:t>
+        <w:t xml:space="preserve">Operativ (tezkor, joriy) epidemiologik tahlil — kasallanish holatini kundalik yoki haftalik asosda, real vaqt rejimida kuzatish va baholashdir. Uning maqsadi — epidemik vaziyatning o'zgarishini (kasallanishning oshishini, epidemik o'choqlar paydo bo'lishini) o'z vaqtida aniqlash va zudlik bilan chora ko'rishdir. Operativ tahlil kasallanishning kutilgan (normativ) darajasi bilan haqiqiy darajasini taqqoslashga asoslanadi; agar haqiqiy daraja belgilangan chegaradan oshsa, bu epidemik noxushlik signali hisoblanadi va tekshiruv hamda tadbirlar boshlanadi. Shu bois operativ tahlil epidemiyaga qarshi tezkor javobning asosidir [1]. Operativ tahlilda kasallanishning kundalik qayd etilishi, o'choqlarning paydo bo'lishi va tarqalish tezligi, qo'zg'atuvchining xususiyatlari hamda tadbirlarning borishi doimiy kuzatiladi. Masalan, ichak infeksiyalarining mavsumiy ko'tarilishi oldidan operativ tahlil kasallanishning oshayotganini erta sezib, profilaktik tadbirlarni kuchaytirish signalini beradi. Operativ tahlilning samaradorligi ma'lumotlarning tez kelib tushishi va zudlik bilan qayta ishlanishiga bog'liq, shu bois u zamonaviy raqamli monitoring tizimlari bilan uzviy bog'langan.</w:t>
       </w:r>
     </w:p>
     <w:p>
@@ -80,7 +80,7 @@
         <w:spacing w:after="80" w:before="160"/>
       </w:pPr>
       <w:r>
-        <w:t xml:space="preserve">O'choqdagi epidemiologik tashxis</w:t>
+        <w:t xml:space="preserve">Ikki tahlilning o'zaro bog'liqligi</w:t>
       </w:r>
     </w:p>
     <w:p>
@@ -89,7 +89,7 @@
         <w:jc w:val="both"/>
       </w:pPr>
       <w:r>
-        <w:t xml:space="preserve">Amaliy ishda tez-tez uchraydigan vazifa — alohida epidemik o'choqda epidemiologik tashxis qo'yishdir. Bemor aniqlangach, epidemiolog o'choqni tekshiradi, epidemiologik anamnez yig'adi va infeksiya manbaini, yuqish yo'lini, omillarini hamda muloqotda bo'lgan shaxslarni aniqlaydi. Shu asosda o'choqdagi epidemiologik tashxis qo'yiladi: infeksiya qayerdan kelgan, qanday yuqqan va yana kimga yuqishi mumkin. Bu tashxis o'choqdagi aniq tadbirlar majmuasini (dezinfeksiya, muloqotdagilarni kuzatish, shoshilinch profilaktika, laboratoriya tekshiruvi) belgilaydi [1][2]. O'choqdagi tashxisning sifati epidemiolog yig'gan ma'lumotlarning to'liqligiga, laboratoriya natijalariga va vaziyatni to'g'ri talqin qila olishiga bog'liq. Agar manba yoki yuqish yo'li noto'g'ri aniqlansa, ko'rilgan choralar samarasiz bo'ladi va kasallik tarqalishda davom etadi. Shu bois o'choqdagi tashxis tez, ammo asoslangan va aniq bo'lishi talab etiladi.</w:t>
+        <w:t xml:space="preserve">Retrospektiv va operativ tahlillar o'zaro chambarchas bog'liq. Retrospektiv tahlil natijasida aniqlangan kasallanishning normativ (kutilgan) darajasi va qonuniyatlar operativ tahlil uchun mezon (etalon) vazifasini bajaradi. Ya'ni, operativ tahlilda joriy kasallanish aynan retrospektiv tahlilda belgilangan "normal" chegaralar bilan solishtiriladi. O'z navbatida, operativ tahlil davomida to'plangan ma'lumotlar keyingi retrospektiv tahlil uchun manba bo'ladi. Shunday qilib, ikki tahlil uzluksiz tsiklni tashkil etadi va epidemiologik nazoratning samaradorligini ta'minlaydi [1].</w:t>
       </w:r>
     </w:p>
     <w:p>
@@ -98,7 +98,7 @@
         <w:spacing w:after="80" w:before="160"/>
       </w:pPr>
       <w:r>
-        <w:t xml:space="preserve">Tashxisning ahamiyati</w:t>
+        <w:t xml:space="preserve">Tahlil uchun ma'lumot manbalari</w:t>
       </w:r>
     </w:p>
     <w:p>
@@ -107,7 +107,7 @@
         <w:jc w:val="both"/>
       </w:pPr>
       <w:r>
-        <w:t xml:space="preserve">Epidemiologik tashxisning ahamiyati juda katta, chunki u barcha epidemiyaga qarshi va profilaktik qarorlarning poydevoridir. To'g'ri qo'yilgan tashxis tadbirlarni eng samarali nuqtaga — yetakchi yuqish yo'li yoki asosiy xavf omiliga — yo'naltirish imkonini beradi, bu esa resurslarni tejaydi va natijadorlikni oshiradi. Aksincha, noto'g'ri yoki to'liqsiz tashxis noto'g'ri choralar ko'rilishiga, vaqt va resursning behuda sarflanishiga va epidemiyaning davom etishiga olib keladi. Shu bois epidemiologik tashxis sifatiga alohida e'tibor qaratiladi [1]. Epidemiologik tashxisning yana bir muhim ahamiyati — u bashorat (prognoz) imkonini berishidir: o'tmish qonuniyatlari va joriy holat asosida kasallanishning kelgusi dinamikasini oldindan aytish, mavsumiy ko'tarilishlarga tayyorgarlik ko'rish va resurslarni oldindan taqsimlash mumkin bo'ladi. Shuningdek, tashxis o'tkazilgan tadbirlar natijasini baholashga xizmat qiladi: kasallanishning kutilgan pasayishi yuz berdimi, tadbirlar maqsadga erishdimi — bu savollarga javob ham epidemiologik tashxis doirasida beriladi.</w:t>
+        <w:t xml:space="preserve">Epidemiologik tahlil ishonchli ma'lumotlarga tayanadi. Asosiy manbalar: yuqumli kasalliklar to'g'risidagi shoshilinch xabarnomalar, ro'yxatga olish jurnallari, statistik hisobotlar, laboratoriya natijalari, emlash hisobotlari va aholi demografik ma'lumotlari. Ma'lumotlarning to'liqligi, aniqligi va o'z vaqtida kelib tushishi bevosita tahlil natijalarining sifatini va ishonchliligini belgilaydi. Shu bois hisobot va ro'yxatga olish tizimining to'g'ri ishlashi — tahlilning zaruriy sharti. Zamonaviy sharoitda bu jarayon raqamli axborot tizimlari orqali avtomatlashtirilib, tezlik va aniqlik oshirilmoqda [1][2]. Ma'lumotlarni tahlil qilishda ularni standartlashtirish va qiyoslanuvchanligini ta'minlash zarur: kasallanish mutlaq sonlarda emas, balki aholining ma'lum soniga nisbatan hisoblangan ko'rsatkichlarda (masalan, 100 ming aholiga) ifodalanadi, bu turli hudud va davrlarni to'g'ri taqqoslash imkonini beradi. Ma'lumotlardagi xatolar yoki to'liqsizlik tahlil xulosalarini buzishi mumkin, shu bois ma'lumot sifatini nazorat qilish tahlilning muhim bosqichidir.</w:t>
       </w:r>
     </w:p>
     <w:p>
@@ -116,7 +116,7 @@
         <w:spacing w:after="80" w:before="160"/>
       </w:pPr>
       <w:r>
-        <w:t xml:space="preserve">Amaliy qo'llanilishi</w:t>
+        <w:t xml:space="preserve">Amaliy ahamiyati</w:t>
       </w:r>
     </w:p>
     <w:p>
@@ -125,7 +125,7 @@
         <w:jc w:val="both"/>
       </w:pPr>
       <w:r>
-        <w:t xml:space="preserve">Epidemiologik tashxis amaliyotning turli bosqichlarida qo'llaniladi: yillik epidemiologik hisobot va rejalashtirishda (retrospektiv tashxis), joriy vaziyatni kuzatish va epidemik noxushlikni erta aniqlashda (operativ tashxis) hamda har bir yangi o'choqni tekshirish va unda chora ko'rishda (o'choqdagi tashxis). Masalan, ovqatdan zaharlanish avj olganda epidemiologik tashxis aybdor mahsulot va uning ifloslanish sababini aniqlab, zudlik bilan mahsulotni muomaladan chiqarish va boshqa tadbirlar uchun asos beradi [1][2]. Boshqa bir misol: ma'lum hududda qizamiq kasallanishi ko'paysa, epidemiologik tashxis uning sababini — emlash qamrovining pasayishini yoki immun qatlamidagi bo'shliqni — aniqlab, qo'shimcha emlash kampaniyasini tashkil etishga olib keladi. Shunday qilib, har bir amaliy qaror ortida epidemiologik tashxis yotadi.</w:t>
+        <w:t xml:space="preserve">Epidemiologik tahlil amaliy jihatdan bebaho qiymatga ega. Retrospektiv tahlil uzoq muddatli profilaktik dasturlarni (masalan, emlash strategiyasini, mavsumiy tadbirlar rejasini) ishlab chiqishga xizmat qilsa, operativ tahlil epidemiyalarning boshlanishini erta aniqlab, ularning oldini olish yoki tez bostirish imkonini beradi. Ikkala tahlil ham resurslarni oqilona taqsimlash va qaror qabul qilishni dalillar bilan asoslashga yordam beradi. Shu bois tahlil ko'nikmalari epidemiolog uchun eng muhim kasbiy malakalardan biridir [1]. Tahlil natijalari asosida epidemiologik tashxis qo'yiladi — ya'ni epidemik vaziyatning sababi, xususiyati va rivojlanish yo'nalishi to'g'risida xulosa chiqariladi. Bu xulosa keyin aniq tadbirlar rejasiga aylantiriladi. Tahlilsiz qabul qilingan qarorlar ko'pincha samarasiz yoki noto'g'ri bo'lib chiqadi, shuning uchun har qanday epidemiyaga qarshi chora oldidan vaziyatning puxta tahlili yotishi kerak.</w:t>
       </w:r>
     </w:p>
     <w:p>
@@ -143,7 +143,7 @@
         <w:jc w:val="both"/>
       </w:pPr>
       <w:r>
-        <w:t xml:space="preserve">Epidemiologik tashxis — epidemik vaziyatning holati, sabablari va kelgusi yo'nalishi to'g'risida epidemiologik tahlil asosida chiqariladigan yaxlit xulosa bo'lib, u populyatsiya darajasidagi "tashxis" vazifasini bajaradi. U retrospektiv va operativ turlarga bo'linadi, o'choq darajasida ham qo'yiladi va ko'p manbali ma'lumotlarni sintez qilishga tayanadi. Epidemiologik tashxis barcha profilaktik va epidemiyaga qarshi qarorlarning asosi hisoblanadi; uning to'g'ri va o'z vaqtida qo'yilishi tadbirlar samaradorligini va epidemik jarayonni boshqarishning muvaffaqiyatini belgilaydi. Shu sababli epidemiologik tashxis qo'yish mahorati vrach-epidemiologning eng yuqori darajadagi kasbiy ko'nikmasi hisoblanadi.</w:t>
+        <w:t xml:space="preserve">Epidemiologik tahlil kasallanish holatini va uning qonuniyatlarini o'rganishga qaratilgan usul bo'lib, retrospektiv va operativ turlarga bo'linadi. Retrospektiv tahlil o'tgan davrdagi ma'lumotlar asosida kasallanishning dinamikasi, mavsumiyligi, hududiy-demografik taqsimoti va xavf omillarini aniqlab, strategik rejalashtirish uchun asos yaratadi. Operativ tahlil esa joriy vaziyatni real vaqtda kuzatib, epidemik noxushlikni erta aniqlaydi va tezkor javobni ta'minlaydi. Ikki tahlil o'zaro bog'liq uzluksiz tsiklni tashkil etadi va epidemiologik nazoratning hamda epidemiologik tashxisning ilmiy asosini tashkil qiladi. Shuning uchun har bir epidemiolog ikkala tahlil turini puxta egallashi va ularni amaliyotda birgalikda qo'llay olishi zarur.</w:t>
       </w:r>
     </w:p>
     <w:p>
@@ -384,6 +384,18 @@
       <w:lvlJc w:val="left"/>
       <w:pPr>
         <w:ind w:left="576" w:hanging="316"/>
+      </w:pPr>
+    </w:lvl>
+  </w:abstractNum>
+  <w:abstractNum w:abstractNumId="90">
+    <w:multiLevelType w:val="hybridMultilevel"/>
+    <w:lvl w:ilvl="0">
+      <w:start w:val="1"/>
+      <w:numFmt w:val="decimal"/>
+      <w:lvlText w:val="%1)"/>
+      <w:lvlJc w:val="left"/>
+      <w:pPr>
+        <w:ind w:left="851" w:hanging="425"/>
       </w:pPr>
     </w:lvl>
   </w:abstractNum>

--- a/javoblar/019.docx
+++ b/javoblar/019.docx
@@ -5,153 +5,296 @@
     <w:p>
       <w:pPr>
         <w:pStyle w:val="Heading1"/>
-        <w:spacing w:after="200"/>
-      </w:pPr>
-      <w:r>
+        <w:spacing w:after="240"/>
+        <w:jc w:val="center"/>
+      </w:pPr>
+      <w:r>
+        <w:rPr>
+          <w:rFonts w:ascii="Times New Roman" w:cs="Times New Roman" w:eastAsia="Times New Roman" w:hAnsi="Times New Roman"/>
+          <w:b/>
+          <w:bCs/>
+          <w:sz w:val="28"/>
+          <w:szCs w:val="28"/>
+        </w:rPr>
         <w:t xml:space="preserve">19. Epidemiologik tekshiruv usullari haqida tushuncha, retrospektiv va operativ epidemiologik tahlillar</w:t>
       </w:r>
     </w:p>
     <w:p>
       <w:pPr>
-        <w:spacing w:after="120"/>
+        <w:spacing w:after="120" w:line="276"/>
+        <w:ind w:firstLine="567"/>
         <w:jc w:val="both"/>
       </w:pPr>
       <w:r>
+        <w:rPr>
+          <w:rFonts w:ascii="Times New Roman" w:cs="Times New Roman" w:eastAsia="Times New Roman" w:hAnsi="Times New Roman"/>
+          <w:sz w:val="28"/>
+          <w:szCs w:val="28"/>
+        </w:rPr>
         <w:t xml:space="preserve">Epidemiologik tahlil — aholi orasida kasallanish holatini, uning tarqalish qonuniyatlarini va shartlovchi omillarni o'rganishga qaratilgan epidemiologik tekshiruv usulidir. U epidemiologik nazoratning (surveillance) ajralmas qismi bo'lib, to'plangan ma'lumotlarni qayta ishlash, tahlil qilish va shu asosda xulosa chiqarishni nazarda tutadi. O'tkazilish vaqti va maqsadiga ko'ra epidemiologik tahlil ikki asosiy turga bo'linadi: retrospektiv (o'tmishga qaratilgan) va operativ (tezkor, joriy) tahlil. Har ikkala tur bir-birini to'ldiradi va pirovardida epidemiologik tashxis qo'yish hamda tadbirlarni asoslash uchun asos bo'ladi [1].</w:t>
       </w:r>
     </w:p>
     <w:p>
       <w:pPr>
         <w:pStyle w:val="Heading2"/>
-        <w:spacing w:after="80" w:before="160"/>
-      </w:pPr>
-      <w:r>
+        <w:spacing w:after="100" w:before="200"/>
+      </w:pPr>
+      <w:r>
+        <w:rPr>
+          <w:rFonts w:ascii="Times New Roman" w:cs="Times New Roman" w:eastAsia="Times New Roman" w:hAnsi="Times New Roman"/>
+          <w:b/>
+          <w:bCs/>
+          <w:sz w:val="28"/>
+          <w:szCs w:val="28"/>
+        </w:rPr>
         <w:t xml:space="preserve">Retrospektiv epidemiologik tahlil</w:t>
       </w:r>
     </w:p>
     <w:p>
       <w:pPr>
-        <w:spacing w:after="120"/>
+        <w:spacing w:after="120" w:line="276"/>
+        <w:ind w:firstLine="567"/>
         <w:jc w:val="both"/>
       </w:pPr>
       <w:r>
+        <w:rPr>
+          <w:rFonts w:ascii="Times New Roman" w:cs="Times New Roman" w:eastAsia="Times New Roman" w:hAnsi="Times New Roman"/>
+          <w:sz w:val="28"/>
+          <w:szCs w:val="28"/>
+        </w:rPr>
         <w:t xml:space="preserve">Retrospektiv epidemiologik tahlil — o'tgan davr (odatda bir necha yil) mobaynidagi kasallanish ma'lumotlarini chuqur o'rganishdir. Uning maqsadi — kasallanishning ko'p yillik dinamikasini, mavsumiyligini, hududiy va yosh-jins bo'yicha taqsimotini hamda xavf omillarini aniqlashdir. Retrospektiv tahlil natijasida kasallikning rivojlanish qonuniyatlari ochiladi, muammoli hududlar va xavf guruhlari belgilanadi, kelgusi davr uchun bashorat (prognoz) tuziladi va profilaktik tadbirlar rejalashtiriladi. Bu tahlil turi chuqur va keng qamrovli bo'lib, strategik qarorlar qabul qilish uchun ilmiy asos yaratadi [1]. Retrospektiv tahlil odatda yil yakunida yoki ma'lum davr tugagach o'tkaziladi va u shoshilinch chora emas, balki tizimli, rejali tadqiqot xususiyatiga ega. Uning natijalari hisobotlar, grafiklar, xaritalar va tahliliy xulosalar shaklida rasmiylashtiriladi hamda keyingi yil uchun profilaktik tadbirlar rejasining asosini tashkil etadi. Shu ma'noda retrospektiv tahlil epidemiologik rejalashtirishning boshlang'ich va eng muhim bosqichidir.</w:t>
       </w:r>
     </w:p>
     <w:p>
       <w:pPr>
         <w:pStyle w:val="Heading2"/>
-        <w:spacing w:after="80" w:before="160"/>
-      </w:pPr>
-      <w:r>
+        <w:spacing w:after="100" w:before="200"/>
+      </w:pPr>
+      <w:r>
+        <w:rPr>
+          <w:rFonts w:ascii="Times New Roman" w:cs="Times New Roman" w:eastAsia="Times New Roman" w:hAnsi="Times New Roman"/>
+          <w:b/>
+          <w:bCs/>
+          <w:sz w:val="28"/>
+          <w:szCs w:val="28"/>
+        </w:rPr>
         <w:t xml:space="preserve">Retrospektiv tahlilning asosiy yo'nalishlari</w:t>
       </w:r>
     </w:p>
     <w:p>
       <w:pPr>
-        <w:spacing w:after="120"/>
+        <w:spacing w:after="120" w:line="276"/>
+        <w:ind w:firstLine="567"/>
         <w:jc w:val="both"/>
       </w:pPr>
       <w:r>
+        <w:rPr>
+          <w:rFonts w:ascii="Times New Roman" w:cs="Times New Roman" w:eastAsia="Times New Roman" w:hAnsi="Times New Roman"/>
+          <w:sz w:val="28"/>
+          <w:szCs w:val="28"/>
+        </w:rPr>
         <w:t xml:space="preserve">Retrospektiv tahlil bir necha yo'nalishda olib boriladi: kasallanishning ko'p yillik dinamikasini tahlil qilish (tendensiya — o'sish yoki pasayishni aniqlash); yillik (mavsumiy) dinamikani o'rganish (mavsumiy ko'tarilish vaqtini belgilash); kasallanishning hududlar bo'yicha taqsimotini tahlil qilish; aholi guruhlari (yosh, jins, kasb) bo'yicha taqsimotni o'rganish; hamda kasallanishni belgilovchi omillarni aniqlash. Har bir yo'nalish bo'yicha olingan natijalar o'zaro bog'lanib, yaxlit epidemiologik manzara shakllantiriladi. Bu manzara profilaktik dasturlarni maqsadli ishlab chiqishga xizmat qiladi [1].</w:t>
       </w:r>
     </w:p>
     <w:p>
       <w:pPr>
         <w:pStyle w:val="Heading2"/>
-        <w:spacing w:after="80" w:before="160"/>
-      </w:pPr>
-      <w:r>
+        <w:spacing w:after="100" w:before="200"/>
+      </w:pPr>
+      <w:r>
+        <w:rPr>
+          <w:rFonts w:ascii="Times New Roman" w:cs="Times New Roman" w:eastAsia="Times New Roman" w:hAnsi="Times New Roman"/>
+          <w:b/>
+          <w:bCs/>
+          <w:sz w:val="28"/>
+          <w:szCs w:val="28"/>
+        </w:rPr>
         <w:t xml:space="preserve">Operativ epidemiologik tahlil</w:t>
       </w:r>
     </w:p>
     <w:p>
       <w:pPr>
-        <w:spacing w:after="120"/>
+        <w:spacing w:after="120" w:line="276"/>
+        <w:ind w:firstLine="567"/>
         <w:jc w:val="both"/>
       </w:pPr>
       <w:r>
+        <w:rPr>
+          <w:rFonts w:ascii="Times New Roman" w:cs="Times New Roman" w:eastAsia="Times New Roman" w:hAnsi="Times New Roman"/>
+          <w:sz w:val="28"/>
+          <w:szCs w:val="28"/>
+        </w:rPr>
         <w:t xml:space="preserve">Operativ (tezkor, joriy) epidemiologik tahlil — kasallanish holatini kundalik yoki haftalik asosda, real vaqt rejimida kuzatish va baholashdir. Uning maqsadi — epidemik vaziyatning o'zgarishini (kasallanishning oshishini, epidemik o'choqlar paydo bo'lishini) o'z vaqtida aniqlash va zudlik bilan chora ko'rishdir. Operativ tahlil kasallanishning kutilgan (normativ) darajasi bilan haqiqiy darajasini taqqoslashga asoslanadi; agar haqiqiy daraja belgilangan chegaradan oshsa, bu epidemik noxushlik signali hisoblanadi va tekshiruv hamda tadbirlar boshlanadi. Shu bois operativ tahlil epidemiyaga qarshi tezkor javobning asosidir [1]. Operativ tahlilda kasallanishning kundalik qayd etilishi, o'choqlarning paydo bo'lishi va tarqalish tezligi, qo'zg'atuvchining xususiyatlari hamda tadbirlarning borishi doimiy kuzatiladi. Masalan, ichak infeksiyalarining mavsumiy ko'tarilishi oldidan operativ tahlil kasallanishning oshayotganini erta sezib, profilaktik tadbirlarni kuchaytirish signalini beradi. Operativ tahlilning samaradorligi ma'lumotlarning tez kelib tushishi va zudlik bilan qayta ishlanishiga bog'liq, shu bois u zamonaviy raqamli monitoring tizimlari bilan uzviy bog'langan.</w:t>
       </w:r>
     </w:p>
     <w:p>
       <w:pPr>
         <w:pStyle w:val="Heading2"/>
-        <w:spacing w:after="80" w:before="160"/>
-      </w:pPr>
-      <w:r>
+        <w:spacing w:after="100" w:before="200"/>
+      </w:pPr>
+      <w:r>
+        <w:rPr>
+          <w:rFonts w:ascii="Times New Roman" w:cs="Times New Roman" w:eastAsia="Times New Roman" w:hAnsi="Times New Roman"/>
+          <w:b/>
+          <w:bCs/>
+          <w:sz w:val="28"/>
+          <w:szCs w:val="28"/>
+        </w:rPr>
         <w:t xml:space="preserve">Ikki tahlilning o'zaro bog'liqligi</w:t>
       </w:r>
     </w:p>
     <w:p>
       <w:pPr>
-        <w:spacing w:after="120"/>
+        <w:spacing w:after="120" w:line="276"/>
+        <w:ind w:firstLine="567"/>
         <w:jc w:val="both"/>
       </w:pPr>
       <w:r>
+        <w:rPr>
+          <w:rFonts w:ascii="Times New Roman" w:cs="Times New Roman" w:eastAsia="Times New Roman" w:hAnsi="Times New Roman"/>
+          <w:sz w:val="28"/>
+          <w:szCs w:val="28"/>
+        </w:rPr>
         <w:t xml:space="preserve">Retrospektiv va operativ tahlillar o'zaro chambarchas bog'liq. Retrospektiv tahlil natijasida aniqlangan kasallanishning normativ (kutilgan) darajasi va qonuniyatlar operativ tahlil uchun mezon (etalon) vazifasini bajaradi. Ya'ni, operativ tahlilda joriy kasallanish aynan retrospektiv tahlilda belgilangan "normal" chegaralar bilan solishtiriladi. O'z navbatida, operativ tahlil davomida to'plangan ma'lumotlar keyingi retrospektiv tahlil uchun manba bo'ladi. Shunday qilib, ikki tahlil uzluksiz tsiklni tashkil etadi va epidemiologik nazoratning samaradorligini ta'minlaydi [1].</w:t>
       </w:r>
     </w:p>
     <w:p>
       <w:pPr>
         <w:pStyle w:val="Heading2"/>
-        <w:spacing w:after="80" w:before="160"/>
-      </w:pPr>
-      <w:r>
+        <w:spacing w:after="100" w:before="200"/>
+      </w:pPr>
+      <w:r>
+        <w:rPr>
+          <w:rFonts w:ascii="Times New Roman" w:cs="Times New Roman" w:eastAsia="Times New Roman" w:hAnsi="Times New Roman"/>
+          <w:b/>
+          <w:bCs/>
+          <w:sz w:val="28"/>
+          <w:szCs w:val="28"/>
+        </w:rPr>
         <w:t xml:space="preserve">Tahlil uchun ma'lumot manbalari</w:t>
       </w:r>
     </w:p>
     <w:p>
       <w:pPr>
-        <w:spacing w:after="120"/>
+        <w:spacing w:after="120" w:line="276"/>
+        <w:ind w:firstLine="567"/>
         <w:jc w:val="both"/>
       </w:pPr>
       <w:r>
+        <w:rPr>
+          <w:rFonts w:ascii="Times New Roman" w:cs="Times New Roman" w:eastAsia="Times New Roman" w:hAnsi="Times New Roman"/>
+          <w:sz w:val="28"/>
+          <w:szCs w:val="28"/>
+        </w:rPr>
         <w:t xml:space="preserve">Epidemiologik tahlil ishonchli ma'lumotlarga tayanadi. Asosiy manbalar: yuqumli kasalliklar to'g'risidagi shoshilinch xabarnomalar, ro'yxatga olish jurnallari, statistik hisobotlar, laboratoriya natijalari, emlash hisobotlari va aholi demografik ma'lumotlari. Ma'lumotlarning to'liqligi, aniqligi va o'z vaqtida kelib tushishi bevosita tahlil natijalarining sifatini va ishonchliligini belgilaydi. Shu bois hisobot va ro'yxatga olish tizimining to'g'ri ishlashi — tahlilning zaruriy sharti. Zamonaviy sharoitda bu jarayon raqamli axborot tizimlari orqali avtomatlashtirilib, tezlik va aniqlik oshirilmoqda [1][2]. Ma'lumotlarni tahlil qilishda ularni standartlashtirish va qiyoslanuvchanligini ta'minlash zarur: kasallanish mutlaq sonlarda emas, balki aholining ma'lum soniga nisbatan hisoblangan ko'rsatkichlarda (masalan, 100 ming aholiga) ifodalanadi, bu turli hudud va davrlarni to'g'ri taqqoslash imkonini beradi. Ma'lumotlardagi xatolar yoki to'liqsizlik tahlil xulosalarini buzishi mumkin, shu bois ma'lumot sifatini nazorat qilish tahlilning muhim bosqichidir.</w:t>
       </w:r>
     </w:p>
     <w:p>
       <w:pPr>
         <w:pStyle w:val="Heading2"/>
-        <w:spacing w:after="80" w:before="160"/>
-      </w:pPr>
-      <w:r>
+        <w:spacing w:after="100" w:before="200"/>
+      </w:pPr>
+      <w:r>
+        <w:rPr>
+          <w:rFonts w:ascii="Times New Roman" w:cs="Times New Roman" w:eastAsia="Times New Roman" w:hAnsi="Times New Roman"/>
+          <w:b/>
+          <w:bCs/>
+          <w:sz w:val="28"/>
+          <w:szCs w:val="28"/>
+        </w:rPr>
         <w:t xml:space="preserve">Amaliy ahamiyati</w:t>
       </w:r>
     </w:p>
     <w:p>
       <w:pPr>
-        <w:spacing w:after="120"/>
+        <w:spacing w:after="120" w:line="276"/>
+        <w:ind w:firstLine="567"/>
         <w:jc w:val="both"/>
       </w:pPr>
       <w:r>
+        <w:rPr>
+          <w:rFonts w:ascii="Times New Roman" w:cs="Times New Roman" w:eastAsia="Times New Roman" w:hAnsi="Times New Roman"/>
+          <w:sz w:val="28"/>
+          <w:szCs w:val="28"/>
+        </w:rPr>
         <w:t xml:space="preserve">Epidemiologik tahlil amaliy jihatdan bebaho qiymatga ega. Retrospektiv tahlil uzoq muddatli profilaktik dasturlarni (masalan, emlash strategiyasini, mavsumiy tadbirlar rejasini) ishlab chiqishga xizmat qilsa, operativ tahlil epidemiyalarning boshlanishini erta aniqlab, ularning oldini olish yoki tez bostirish imkonini beradi. Ikkala tahlil ham resurslarni oqilona taqsimlash va qaror qabul qilishni dalillar bilan asoslashga yordam beradi. Shu bois tahlil ko'nikmalari epidemiolog uchun eng muhim kasbiy malakalardan biridir [1]. Tahlil natijalari asosida epidemiologik tashxis qo'yiladi — ya'ni epidemik vaziyatning sababi, xususiyati va rivojlanish yo'nalishi to'g'risida xulosa chiqariladi. Bu xulosa keyin aniq tadbirlar rejasiga aylantiriladi. Tahlilsiz qabul qilingan qarorlar ko'pincha samarasiz yoki noto'g'ri bo'lib chiqadi, shuning uchun har qanday epidemiyaga qarshi chora oldidan vaziyatning puxta tahlili yotishi kerak.</w:t>
       </w:r>
     </w:p>
     <w:p>
       <w:pPr>
         <w:pStyle w:val="Heading2"/>
-        <w:spacing w:after="80" w:before="160"/>
-      </w:pPr>
-      <w:r>
+        <w:spacing w:after="100" w:before="200"/>
+      </w:pPr>
+      <w:r>
+        <w:rPr>
+          <w:rFonts w:ascii="Times New Roman" w:cs="Times New Roman" w:eastAsia="Times New Roman" w:hAnsi="Times New Roman"/>
+          <w:b/>
+          <w:bCs/>
+          <w:sz w:val="28"/>
+          <w:szCs w:val="28"/>
+        </w:rPr>
+        <w:t xml:space="preserve">O'choqni tekshirish sxemasi va maqsadlari</w:t>
+      </w:r>
+    </w:p>
+    <w:p>
+      <w:pPr>
+        <w:spacing w:after="120" w:line="276"/>
+        <w:ind w:firstLine="567"/>
+        <w:jc w:val="both"/>
+      </w:pPr>
+      <w:r>
+        <w:rPr>
+          <w:rFonts w:ascii="Times New Roman" w:cs="Times New Roman" w:eastAsia="Times New Roman" w:hAnsi="Times New Roman"/>
+          <w:sz w:val="28"/>
+          <w:szCs w:val="28"/>
+        </w:rPr>
+        <w:t xml:space="preserve">Darslikka ko'ra, o'choqni epidemiologik tekshirish shoshilinch o'tkaziladi, chunki epidemiologik tashxis bo'lmasa, o'choqni tugatishga qaratilgan maqsadli epidemiyaga qarshi tadbirlarni ishlab chiqib bo'lmaydi [1]. Epidemiolog quyidagi usullardan foydalanadi: bemor va u bilan birga bo'lganlardan so'rab-surishtirish, tibbiy va boshqa hujjatlarni (veterinariya, suv ta'minoti, ovqatlanish, kommunal obodonlashtirish) o'rganish, o'choqni sanitariya jihatdan tekshirish, bemor va muloqotda bo'lganlarni laboratoriya tekshiruvidan o'tkazish hamda maksimal yashirin davr davomida o'choqni epidemiologik kuzatish [1]. Epidemiologning ishi o'choqqa borishdan oldin boshlanadi: u epidemiyaga qarshi muassasalar hujjatlarini o'rganadi va laboratoriyaning namuna olishga tayyorligini ta'minlaydi [1]. Tekshiruv uch yo'nalishda olib boriladi: infeksiya manbaini, yuqish yo'llari va omillarini hamda muloqotda bo'lganlarni aniqlash [1].</w:t>
+      </w:r>
+    </w:p>
+    <w:p>
+      <w:pPr>
+        <w:pStyle w:val="Heading2"/>
+        <w:spacing w:after="100" w:before="200"/>
+      </w:pPr>
+      <w:r>
+        <w:rPr>
+          <w:rFonts w:ascii="Times New Roman" w:cs="Times New Roman" w:eastAsia="Times New Roman" w:hAnsi="Times New Roman"/>
+          <w:b/>
+          <w:bCs/>
+          <w:sz w:val="28"/>
+          <w:szCs w:val="28"/>
+        </w:rPr>
         <w:t xml:space="preserve">Xulosa</w:t>
       </w:r>
     </w:p>
     <w:p>
       <w:pPr>
-        <w:spacing w:after="120"/>
+        <w:spacing w:after="120" w:line="276"/>
+        <w:ind w:firstLine="567"/>
         <w:jc w:val="both"/>
       </w:pPr>
       <w:r>
-        <w:t xml:space="preserve">Epidemiologik tahlil kasallanish holatini va uning qonuniyatlarini o'rganishga qaratilgan usul bo'lib, retrospektiv va operativ turlarga bo'linadi. Retrospektiv tahlil o'tgan davrdagi ma'lumotlar asosida kasallanishning dinamikasi, mavsumiyligi, hududiy-demografik taqsimoti va xavf omillarini aniqlab, strategik rejalashtirish uchun asos yaratadi. Operativ tahlil esa joriy vaziyatni real vaqtda kuzatib, epidemik noxushlikni erta aniqlaydi va tezkor javobni ta'minlaydi. Ikki tahlil o'zaro bog'liq uzluksiz tsiklni tashkil etadi va epidemiologik nazoratning hamda epidemiologik tashxisning ilmiy asosini tashkil qiladi. Shuning uchun har bir epidemiolog ikkala tahlil turini puxta egallashi va ularni amaliyotda birgalikda qo'llay olishi zarur.</w:t>
+        <w:rPr>
+          <w:rFonts w:ascii="Times New Roman" w:cs="Times New Roman" w:eastAsia="Times New Roman" w:hAnsi="Times New Roman"/>
+          <w:sz w:val="28"/>
+          <w:szCs w:val="28"/>
+        </w:rPr>
+        <w:t xml:space="preserve">Epidemiologik tahlil kasallanish holatini va uning qonuniyatlarini o'rganishga qaratilgan usul bo'lib, retrospektiv va operativ turlarga bo'linadi. Retrospektiv tahlil o'tgan davrdagi ma'lumotlar asosida kasallanishning dinamikasi, mavsumiyligi, hududiy-demografik taqsimoti va xavf omillarini aniqlab, strategik rejalashtirish uchun asos yaratadi. Operativ tahlil esa joriy vaziyatni real vaqtda kuzatib, epidemik noxushlikni erta aniqlaydi va tezkor javobni ta'minlaydi. Ikki tahlil o'zaro bog'liq uzluksiz tsiklni tashkil etadi va epidemiologik nazoratning hamda epidemiologik tashxisning ilmiy asosini tashkil qiladi. Shuning uchun har bir epidemiolog ikkala tahlil turini puxta egallashi va ularni amaliyotda birgalikda qo'llay olishi zarur. Xalqaro tajribada ham o'choqni tekshirish tavsifdan gipoteza ilgari surishga, so'ng uni sinashga va amaliy chora ko'rishga o'tadigan izchil yo'ldan iborat; Jon Snouning 1854-yildagi tekshiruvi shunga klassik misoldir [3]. Qonunga ko'ra o'choqlarda gumon qilinganlarni aniqlash, ajratish va kasalxonaga yotqizish, muloqotda bo'lganlarni laboratoriya tekshiruvidan o'tkazish va yuqish yo'llari hamda omillarini aniqlash choralari o'tkaziladi [4]. Ichak infeksiyalari bo'yicha yo'riqnomada epidemiologik tekshiruvning maqsadi manbani, omillarni va yuqish sharoitlarini erta aniqlash, tarqalish chegarasini belgilash va majmuaviy choralarni o'tkazish deb ko'rsatilgan [5].</w:t>
       </w:r>
     </w:p>
     <w:p>
       <w:pPr>
         <w:pStyle w:val="Heading2"/>
-        <w:spacing w:after="80" w:before="220"/>
-      </w:pPr>
-      <w:r>
+        <w:spacing w:after="100" w:before="280"/>
+      </w:pPr>
+      <w:r>
+        <w:rPr>
+          <w:rFonts w:ascii="Times New Roman" w:cs="Times New Roman" w:eastAsia="Times New Roman" w:hAnsi="Times New Roman"/>
+          <w:b/>
+          <w:bCs/>
+          <w:sz w:val="28"/>
+          <w:szCs w:val="28"/>
+        </w:rPr>
         <w:t xml:space="preserve">Foydalanilgan adabiyotlar</w:t>
       </w:r>
     </w:p>
@@ -162,10 +305,15 @@
           <w:ilvl w:val="0"/>
           <w:numId w:val="2"/>
         </w:numPr>
-        <w:spacing w:after="40"/>
-      </w:pPr>
-      <w:r>
-        <w:t xml:space="preserve">Mirtazayev O.M., Zuyeva L.P., Matnazarova G.S. Epidemiologiya. — Toshkent, 2016.</w:t>
+        <w:spacing w:after="80" w:line="260"/>
+      </w:pPr>
+      <w:r>
+        <w:rPr>
+          <w:rFonts w:ascii="Times New Roman" w:cs="Times New Roman" w:eastAsia="Times New Roman" w:hAnsi="Times New Roman"/>
+          <w:sz w:val="28"/>
+          <w:szCs w:val="28"/>
+        </w:rPr>
+        <w:t xml:space="preserve">Mirtazayev O.M., Zueva L.P., Matnazarova G.S. Epidemiologiya (darslik). Toshkent, 2016. Manba: xayrullokomilov.uz/kutubxona, material № 2356 (matn kirill yozuvida; sahifalar matnda ko'rsatilgan).</w:t>
       </w:r>
     </w:p>
     <w:p>
@@ -175,15 +323,74 @@
           <w:ilvl w:val="0"/>
           <w:numId w:val="2"/>
         </w:numPr>
-        <w:spacing w:after="40"/>
-      </w:pPr>
-      <w:r>
-        <w:t xml:space="preserve">Centers for Disease Control and Prevention. Principles of Epidemiology in Public Health Practice, 3rd ed. Atlanta: CDC. URL: https://www.cdc.gov/csels/dsepd/ss1978/index.html</w:t>
+        <w:spacing w:after="80" w:line="260"/>
+      </w:pPr>
+      <w:r>
+        <w:rPr>
+          <w:rFonts w:ascii="Times New Roman" w:cs="Times New Roman" w:eastAsia="Times New Roman" w:hAnsi="Times New Roman"/>
+          <w:sz w:val="28"/>
+          <w:szCs w:val="28"/>
+        </w:rPr>
+        <w:t xml:space="preserve">CDC. Principles of Epidemiology in Public Health Practice (SS1978), Lesson 1: Introduction to Epidemiology. URL: https://archive.cdc.gov/www_cdc_gov/csels/dsepd/ss1978/lesson1/index.html (kirilgan sana: 30.10.2026).</w:t>
+      </w:r>
+    </w:p>
+    <w:p>
+      <w:pPr>
+        <w:pStyle w:val="ListParagraph"/>
+        <w:numPr>
+          <w:ilvl w:val="0"/>
+          <w:numId w:val="2"/>
+        </w:numPr>
+        <w:spacing w:after="80" w:line="260"/>
+      </w:pPr>
+      <w:r>
+        <w:rPr>
+          <w:rFonts w:ascii="Times New Roman" w:cs="Times New Roman" w:eastAsia="Times New Roman" w:hAnsi="Times New Roman"/>
+          <w:sz w:val="28"/>
+          <w:szCs w:val="28"/>
+        </w:rPr>
+        <w:t xml:space="preserve">CDC. Principles of Epidemiology in Public Health Practice (SS1978), Lesson 1, Section 2: Historical Evolution of Epidemiology. URL: https://archive.cdc.gov/www_cdc_gov/csels/dsepd/ss1978/lesson1/section2.html (kirilgan sana: 30.10.2026).</w:t>
+      </w:r>
+    </w:p>
+    <w:p>
+      <w:pPr>
+        <w:pStyle w:val="ListParagraph"/>
+        <w:numPr>
+          <w:ilvl w:val="0"/>
+          <w:numId w:val="2"/>
+        </w:numPr>
+        <w:spacing w:after="80" w:line="260"/>
+      </w:pPr>
+      <w:r>
+        <w:rPr>
+          <w:rFonts w:ascii="Times New Roman" w:cs="Times New Roman" w:eastAsia="Times New Roman" w:hAnsi="Times New Roman"/>
+          <w:sz w:val="28"/>
+          <w:szCs w:val="28"/>
+        </w:rPr>
+        <w:t xml:space="preserve">O'zbekiston Respublikasining "Aholining sanitariya-epidemiologik osoyishtaligi to'g'risida"gi Qonuni (Qonunchilik palatasi 2015-yil 15-iyulda qabul qilgan, Senat 2015-yil 6-avgustda ma'qullagan), 32-modda. URL: https://lex.uz/docs/2732587. Manba: xayrullokomilov.uz/kutubxona, material № 201 (matn kirill yozuvida; asosiy raqami matnda ko'rsatilmagan — tasdiqlanmagan).</w:t>
+      </w:r>
+    </w:p>
+    <w:p>
+      <w:pPr>
+        <w:pStyle w:val="ListParagraph"/>
+        <w:numPr>
+          <w:ilvl w:val="0"/>
+          <w:numId w:val="2"/>
+        </w:numPr>
+        <w:spacing w:after="80" w:line="260"/>
+      </w:pPr>
+      <w:r>
+        <w:rPr>
+          <w:rFonts w:ascii="Times New Roman" w:cs="Times New Roman" w:eastAsia="Times New Roman" w:hAnsi="Times New Roman"/>
+          <w:sz w:val="28"/>
+          <w:szCs w:val="28"/>
+        </w:rPr>
+        <w:t xml:space="preserve">O'zbekiston Respublikasi Sog'liqni saqlash vazirining 25.03.2015-yildagi buyrug'iga 1-ilova: o'tkir ichak infeksiyalarini oldini olish borasidagi yo'riqnoma, 6-bo'lim. Manba: xayrullokomilov.uz/kutubxona, material № 436 (kutubxonada "Buyruq № 122"; hujjat ichida "125-son" va "122-son" ikkalasi uchraydi — raqam tasdiqlanmagan; matn kirill yozuvida).</w:t>
       </w:r>
     </w:p>
     <w:sectPr>
       <w:pgSz w:w="11906" w:h="16838" w:orient="portrait"/>
-      <w:pgMar w:top="1134" w:right="850" w:bottom="1134" w:left="1418" w:header="708" w:footer="708" w:gutter="0"/>
+      <w:pgMar w:top="1134" w:right="850" w:bottom="1134" w:left="1701" w:header="708" w:footer="708" w:gutter="0"/>
       <w:pgNumType/>
       <w:docGrid w:linePitch="360"/>
     </w:sectPr>
@@ -355,48 +562,17 @@
     <w:multiLevelType w:val="hybridMultilevel"/>
     <w:lvl w:ilvl="0" w:tentative="1">
       <w:start w:val="1"/>
-      <w:numFmt w:val="bullet"/>
-      <w:lvlText w:val="•"/>
+      <w:numFmt w:val="decimal"/>
+      <w:lvlText w:val="[%1]"/>
       <w:lvlJc w:val="left"/>
       <w:pPr>
-        <w:ind w:left="576" w:hanging="316"/>
-      </w:pPr>
-    </w:lvl>
-  </w:abstractNum>
-  <w:abstractNum w:abstractNumId="3" w15:restartNumberingAfterBreak="0">
-    <w:multiLevelType w:val="hybridMultilevel"/>
-    <w:lvl w:ilvl="0" w:tentative="1">
-      <w:start w:val="1"/>
-      <w:numFmt w:val="decimal"/>
-      <w:lvlText w:val="%1."/>
-      <w:lvlJc w:val="left"/>
-      <w:pPr>
-        <w:ind w:left="576" w:hanging="316"/>
-      </w:pPr>
-    </w:lvl>
-  </w:abstractNum>
-  <w:abstractNum w:abstractNumId="4" w15:restartNumberingAfterBreak="0">
-    <w:multiLevelType w:val="hybridMultilevel"/>
-    <w:lvl w:ilvl="0" w:tentative="1">
-      <w:start w:val="1"/>
-      <w:numFmt w:val="decimal"/>
-      <w:lvlText w:val="%1."/>
-      <w:lvlJc w:val="left"/>
-      <w:pPr>
-        <w:ind w:left="576" w:hanging="316"/>
-      </w:pPr>
-    </w:lvl>
-  </w:abstractNum>
-  <w:abstractNum w:abstractNumId="90">
-    <w:multiLevelType w:val="hybridMultilevel"/>
-    <w:lvl w:ilvl="0">
-      <w:start w:val="1"/>
-      <w:numFmt w:val="decimal"/>
-      <w:lvlText w:val="%1)"/>
-      <w:lvlJc w:val="left"/>
-      <w:pPr>
-        <w:ind w:left="851" w:hanging="425"/>
-      </w:pPr>
+        <w:ind w:left="720" w:hanging="720"/>
+      </w:pPr>
+      <w:rPr>
+        <w:rFonts w:ascii="Times New Roman" w:cs="Times New Roman" w:eastAsia="Times New Roman" w:hAnsi="Times New Roman"/>
+        <w:sz w:val="28"/>
+        <w:szCs w:val="28"/>
+      </w:rPr>
     </w:lvl>
   </w:abstractNum>
   <w:num w:numId="1">
@@ -406,7 +582,7 @@
     </w:lvlOverride>
   </w:num>
   <w:num w:numId="2">
-    <w:abstractNumId w:val="4"/>
+    <w:abstractNumId w:val="2"/>
     <w:lvlOverride w:ilvl="0">
       <w:startOverride w:val="1"/>
     </w:lvlOverride>
@@ -420,8 +596,8 @@
     <w:rPrDefault>
       <w:rPr>
         <w:rFonts w:ascii="Times New Roman" w:cs="Times New Roman" w:eastAsia="Times New Roman" w:hAnsi="Times New Roman"/>
-        <w:sz w:val="24"/>
-        <w:szCs w:val="24"/>
+        <w:sz w:val="28"/>
+        <w:szCs w:val="28"/>
       </w:rPr>
     </w:rPrDefault>
     <w:pPrDefault/>
@@ -556,7 +732,7 @@
     <w:unhideWhenUsed/>
     <w:pPr>
       <w:spacing w:after="100"/>
-      <w:ind w:left="240"/>
+      <w:ind w:left="280"/>
     </w:pPr>
   </w:style>
   <w:style w:type="paragraph" w:styleId="TOC3">
@@ -568,7 +744,7 @@
     <w:unhideWhenUsed/>
     <w:pPr>
       <w:spacing w:after="100"/>
-      <w:ind w:left="480"/>
+      <w:ind w:left="560"/>
     </w:pPr>
   </w:style>
   <w:style w:type="paragraph" w:styleId="TOC4">
@@ -580,7 +756,7 @@
     <w:unhideWhenUsed/>
     <w:pPr>
       <w:spacing w:after="100"/>
-      <w:ind w:left="720"/>
+      <w:ind w:left="840"/>
     </w:pPr>
   </w:style>
   <w:style w:type="paragraph" w:styleId="TOC5">
@@ -592,7 +768,7 @@
     <w:unhideWhenUsed/>
     <w:pPr>
       <w:spacing w:after="100"/>
-      <w:ind w:left="960"/>
+      <w:ind w:left="1120"/>
     </w:pPr>
   </w:style>
   <w:style w:type="paragraph" w:styleId="TOC6">
@@ -604,7 +780,7 @@
     <w:unhideWhenUsed/>
     <w:pPr>
       <w:spacing w:after="100"/>
-      <w:ind w:left="1200"/>
+      <w:ind w:left="1400"/>
     </w:pPr>
   </w:style>
   <w:style w:type="paragraph" w:styleId="TOC7">
@@ -616,7 +792,7 @@
     <w:unhideWhenUsed/>
     <w:pPr>
       <w:spacing w:after="100"/>
-      <w:ind w:left="1440"/>
+      <w:ind w:left="1680"/>
     </w:pPr>
   </w:style>
   <w:style w:type="paragraph" w:styleId="TOC8">
@@ -628,7 +804,7 @@
     <w:unhideWhenUsed/>
     <w:pPr>
       <w:spacing w:after="100"/>
-      <w:ind w:left="1680"/>
+      <w:ind w:left="1960"/>
     </w:pPr>
   </w:style>
   <w:style w:type="paragraph" w:styleId="TOC9">
@@ -640,7 +816,7 @@
     <w:unhideWhenUsed/>
     <w:pPr>
       <w:spacing w:after="100"/>
-      <w:ind w:left="1920"/>
+      <w:ind w:left="2240"/>
     </w:pPr>
   </w:style>
   <w:style w:type="character" w:styleId="Hyperlink">
@@ -740,15 +916,16 @@
     <w:next w:val="Normal"/>
     <w:qFormat/>
     <w:pPr>
-      <w:spacing w:after="200"/>
-      <w:jc w:val="center"/>
+      <w:spacing w:after="240" w:before="0"/>
+      <w:outlineLvl w:val="0"/>
     </w:pPr>
     <w:rPr>
       <w:rFonts w:ascii="Times New Roman" w:cs="Times New Roman" w:eastAsia="Times New Roman" w:hAnsi="Times New Roman"/>
       <w:b/>
       <w:bCs/>
-      <w:sz w:val="28"/>
-      <w:szCs w:val="28"/>
+      <w:color w:val="000000"/>
+      <w:sz w:val="30"/>
+      <w:szCs w:val="30"/>
     </w:rPr>
   </w:style>
   <w:style w:type="paragraph" w:styleId="Heading2">
@@ -756,12 +933,17 @@
     <w:basedOn w:val="Normal"/>
     <w:next w:val="Normal"/>
     <w:qFormat/>
+    <w:pPr>
+      <w:spacing w:after="100" w:before="200"/>
+      <w:outlineLvl w:val="1"/>
+    </w:pPr>
     <w:rPr>
       <w:rFonts w:ascii="Times New Roman" w:cs="Times New Roman" w:eastAsia="Times New Roman" w:hAnsi="Times New Roman"/>
       <w:b/>
       <w:bCs/>
-      <w:sz w:val="26"/>
-      <w:szCs w:val="26"/>
+      <w:color w:val="000000"/>
+      <w:sz w:val="28"/>
+      <w:szCs w:val="28"/>
     </w:rPr>
   </w:style>
 </w:styles>
